--- a/Lab-07/Doc/D26AIML087_Practical-7.docx
+++ b/Lab-07/Doc/D26AIML087_Practical-7.docx
@@ -50,7 +50,6 @@
           <w:szCs w:val="28"/>
         </w:rPr>
       </w:pPr>
-      <w:proofErr w:type="gramStart"/>
       <w:r>
         <w:rPr>
           <w:rFonts w:ascii="Times New Roman" w:hAnsi="Times New Roman" w:cs="Times New Roman"/>
@@ -62,7 +61,6 @@
         </w:rPr>
         <w:t>Aim :</w:t>
       </w:r>
-      <w:proofErr w:type="gramEnd"/>
       <w:r>
         <w:rPr>
           <w:rFonts w:ascii="Times New Roman" w:hAnsi="Times New Roman" w:cs="Times New Roman"/>
@@ -643,7 +641,6 @@
           <w:szCs w:val="28"/>
         </w:rPr>
       </w:pPr>
-      <w:proofErr w:type="gramStart"/>
       <w:r>
         <w:rPr>
           <w:rFonts w:ascii="Times New Roman" w:hAnsi="Times New Roman" w:cs="Times New Roman"/>
@@ -656,7 +653,6 @@
         <w:lastRenderedPageBreak/>
         <w:t>Aim :</w:t>
       </w:r>
-      <w:proofErr w:type="gramEnd"/>
       <w:r>
         <w:rPr>
           <w:rFonts w:ascii="Times New Roman" w:hAnsi="Times New Roman" w:cs="Times New Roman"/>
@@ -1135,7 +1131,6 @@
           <w:szCs w:val="28"/>
         </w:rPr>
       </w:pPr>
-      <w:proofErr w:type="gramStart"/>
       <w:r>
         <w:rPr>
           <w:rFonts w:ascii="Times New Roman" w:hAnsi="Times New Roman" w:cs="Times New Roman"/>
@@ -1148,7 +1143,6 @@
         <w:lastRenderedPageBreak/>
         <w:t>Aim :</w:t>
       </w:r>
-      <w:proofErr w:type="gramEnd"/>
       <w:r>
         <w:rPr>
           <w:rFonts w:ascii="Times New Roman" w:hAnsi="Times New Roman" w:cs="Times New Roman"/>
@@ -1833,6 +1827,32 @@
           <w:u w:val="single"/>
         </w:rPr>
       </w:pPr>
+      <w:proofErr w:type="spellStart"/>
+      <w:r>
+        <w:rPr>
+          <w:rFonts w:ascii="Times New Roman" w:hAnsi="Times New Roman" w:cs="Times New Roman"/>
+          <w:b/>
+          <w:bCs/>
+          <w:color w:val="000000" w:themeColor="text1"/>
+          <w:sz w:val="28"/>
+          <w:szCs w:val="28"/>
+          <w:u w:val="single"/>
+        </w:rPr>
+        <w:t>Github</w:t>
+      </w:r>
+      <w:proofErr w:type="spellEnd"/>
+      <w:r>
+        <w:rPr>
+          <w:rFonts w:ascii="Times New Roman" w:hAnsi="Times New Roman" w:cs="Times New Roman"/>
+          <w:b/>
+          <w:bCs/>
+          <w:color w:val="000000" w:themeColor="text1"/>
+          <w:sz w:val="28"/>
+          <w:szCs w:val="28"/>
+          <w:u w:val="single"/>
+        </w:rPr>
+        <w:t xml:space="preserve"> link:</w:t>
+      </w:r>
     </w:p>
     <w:p>
       <w:pPr>
@@ -1845,6 +1865,41 @@
           <w:szCs w:val="28"/>
         </w:rPr>
       </w:pPr>
+      <w:hyperlink r:id="rId20" w:history="1">
+        <w:r>
+          <w:rPr>
+            <w:rStyle w:val="Hyperlink"/>
+            <w:rFonts w:ascii="Times New Roman" w:hAnsi="Times New Roman" w:cs="Times New Roman"/>
+            <w:sz w:val="28"/>
+            <w:szCs w:val="28"/>
+          </w:rPr>
+          <w:t>https://github.com/Bhumimak2006/JavaPractical/commit/59654083352ad6c54f31597a3dddc06fc5bb67e8</w:t>
+        </w:r>
+      </w:hyperlink>
+    </w:p>
+    <w:p>
+      <w:pPr>
+        <w:spacing w:after="0"/>
+        <w:jc w:val="both"/>
+        <w:rPr>
+          <w:rFonts w:ascii="Times New Roman" w:hAnsi="Times New Roman" w:cs="Times New Roman"/>
+          <w:color w:val="000000" w:themeColor="text1"/>
+          <w:sz w:val="28"/>
+          <w:szCs w:val="28"/>
+        </w:rPr>
+      </w:pPr>
+    </w:p>
+    <w:p>
+      <w:pPr>
+        <w:spacing w:after="0"/>
+        <w:jc w:val="both"/>
+        <w:rPr>
+          <w:rFonts w:ascii="Times New Roman" w:hAnsi="Times New Roman" w:cs="Times New Roman"/>
+          <w:color w:val="000000" w:themeColor="text1"/>
+          <w:sz w:val="28"/>
+          <w:szCs w:val="28"/>
+        </w:rPr>
+      </w:pPr>
     </w:p>
     <w:p>
       <w:pPr>
@@ -1857,7 +1912,7 @@
       </w:pPr>
     </w:p>
     <w:sectPr>
-      <w:headerReference w:type="default" r:id="rId20"/>
+      <w:headerReference w:type="default" r:id="rId21"/>
       <w:pgSz w:w="11906" w:h="16838"/>
       <w:pgMar w:top="1440" w:right="1440" w:bottom="1440" w:left="1440" w:header="708" w:footer="708" w:gutter="0"/>
       <w:pgBorders w:offsetFrom="page">
